--- a/skin-analyzer/fichas-parametros/docx/SA_08_BARRIER_RESTORE_PROTOCOL.docx
+++ b/skin-analyzer/fichas-parametros/docx/SA_08_BARRIER_RESTORE_PROTOCOL.docx
@@ -249,7 +249,7 @@
                 <w:sz w:val="20"/>
                 <w:szCs w:val="20"/>
               </w:rPr>
-              <w:t xml:space="preserve">No vendes un cosmético anti-edad.</w:t>
+              <w:t xml:space="preserve">No estás vendiendo una crema para piel sensible.</w:t>
             </w:r>
           </w:p>
           <w:p>
@@ -295,7 +295,7 @@
                 <w:sz w:val="20"/>
                 <w:szCs w:val="20"/>
               </w:rPr>
-              <w:t xml:space="preserve">No vendes un cosmético anti-edad.</w:t>
+              <w:t xml:space="preserve">Insight clave:</w:t>
             </w:r>
           </w:p>
           <w:p>
@@ -313,7 +313,7 @@
                 <w:sz w:val="20"/>
                 <w:szCs w:val="20"/>
               </w:rPr>
-              <w:t xml:space="preserve">Vendes un sistema de lectura y modulación de la trayectoria estructural del rostro.</w:t>
+              <w:t xml:space="preserve">Piel que reacciona no necesita menos productos. Necesita reconstrucción de su sistema de defensa.</w:t>
             </w:r>
           </w:p>
         </w:tc>
